--- a/pr-preview/pr-289/prediction-handout-tracked-changes.docx
+++ b/pr-preview/pr-289/prediction-handout-tracked-changes.docx
@@ -16,7 +16,7 @@
       </w:pPr>
       <w:del w:id="1" w:author="PR Preview" w:date="2026-01-01T00:00:00Z">
         <w:r>
-          <w:delText xml:space="preserve">Last modified: 2026-10-17 02:02:33 (PDT)</w:delText>
+          <w:delText xml:space="preserve">Last modified: 2026-10-17 07:29:54 (PDT)</w:delText>
         </w:r>
       </w:del>
     </w:p>
@@ -26,7 +26,7 @@
       </w:pPr>
       <w:ins w:id="2" w:author="PR Preview" w:date="2026-01-01T00:00:00Z">
         <w:r>
-          <w:t xml:space="preserve">Last modified: 2026-10-17 01:45:38 (PDT)</w:t>
+          <w:t xml:space="preserve">Last modified: 2026-10-17 07:34:01 (PDT)</w:t>
         </w:r>
       </w:ins>
     </w:p>
@@ -6796,133 +6796,45 @@
           <w:numId w:val="1001"/>
         </w:numPr>
       </w:pPr>
-      <w:del w:id="5" w:author="PR Preview" w:date="2026-01-01T00:00:00Z">
+      <w:r>
+        <w:rPr>
+          <w:b/>
+          <w:bCs/>
+        </w:rPr>
+        <w:t xml:space="preserve">What cannot be removed.</w:t>
+      </w:r>
+      <w:r>
+        <w:t xml:space="preserve"> </w:t>
+      </w:r>
+      <w:r>
+        <w:t xml:space="preserve">The estimation error of a consistent estimator shrinks toward zero as the sample grows.</w:t>
+      </w:r>
+      <w:r>
+        <w:t xml:space="preserve"> </w:t>
+      </w:r>
+      <w:r>
+        <w:t xml:space="preserve">A prediction’s expected squared error cannot fall below the</w:t>
+      </w:r>
+      <w:r>
+        <w:t xml:space="preserve"> </w:t>
+      </w:r>
+      <w:hyperlink r:id="rId42">
         <w:r>
           <w:rPr>
-            <w:b/>
-            <w:bCs/>
+            <w:rStyle w:val="Hyperlink"/>
           </w:rPr>
-          <w:delText xml:space="preserve">What cannot be removed.</w:delText>
+          <w:t xml:space="preserve">irreducible error</w:t>
         </w:r>
-      </w:del>
-      <w:del w:id="6" w:author="PR Preview" w:date="2026-01-01T00:00:00Z">
-        <w:r>
-          <w:delText xml:space="preserve"> </w:delText>
-        </w:r>
-      </w:del>
-      <w:del w:id="7" w:author="PR Preview" w:date="2026-01-01T00:00:00Z">
-        <w:r>
-          <w:delText xml:space="preserve">The estimation error of a consistent estimator shrinks toward zero as the sample grows.</w:delText>
-        </w:r>
-      </w:del>
-      <w:del w:id="8" w:author="PR Preview" w:date="2026-01-01T00:00:00Z">
-        <w:r>
-          <w:delText xml:space="preserve"> </w:delText>
-        </w:r>
-      </w:del>
-      <w:del w:id="9" w:author="PR Preview" w:date="2026-01-01T00:00:00Z">
-        <w:r>
-          <w:delText xml:space="preserve">A prediction’s expected squared error cannot fall below the</w:delText>
-        </w:r>
-      </w:del>
-      <w:del w:id="10" w:author="PR Preview" w:date="2026-01-01T00:00:00Z">
-        <w:r>
-          <w:delText xml:space="preserve"> </w:delText>
-        </w:r>
-      </w:del>
-      <w:hyperlink r:id="rId42">
-        <w:del w:id="11" w:author="PR Preview" w:date="2026-01-01T00:00:00Z">
-          <w:r>
-            <w:rPr>
-              <w:rStyle w:val="Hyperlink"/>
-            </w:rPr>
-            <w:delText xml:space="preserve">irreducible error</w:delText>
-          </w:r>
-        </w:del>
       </w:hyperlink>
-      <w:del w:id="12" w:author="PR Preview" w:date="2026-01-01T00:00:00Z">
-        <w:r>
-          <w:delText xml:space="preserve">,</w:delText>
-        </w:r>
-      </w:del>
-      <w:del w:id="13" w:author="PR Preview" w:date="2026-01-01T00:00:00Z">
-        <w:r>
-          <w:delText xml:space="preserve"> </w:delText>
-        </w:r>
-      </w:del>
-      <w:del w:id="14" w:author="PR Preview" w:date="2026-01-01T00:00:00Z">
-        <w:r>
-          <w:delText xml:space="preserve">the variance of the outcome around its conditional mean.</w:delText>
-        </w:r>
-      </w:del>
-    </w:p>
-    <w:p>
-      <w:pPr>
-        <w:pStyle w:val="Compact"/>
-        <w:numPr>
-          <w:ilvl w:val="0"/>
-          <w:numId w:val="1001"/>
-        </w:numPr>
-      </w:pPr>
-      <w:ins w:id="15" w:author="PR Preview" w:date="2026-01-01T00:00:00Z">
-        <w:r>
-          <w:rPr>
-            <w:b/>
-            <w:bCs/>
-          </w:rPr>
-          <w:t xml:space="preserve">What cannot be removed.</w:t>
-        </w:r>
-      </w:ins>
-      <w:ins w:id="16" w:author="PR Preview" w:date="2026-01-01T00:00:00Z">
-        <w:r>
-          <w:t xml:space="preserve"> </w:t>
-        </w:r>
-      </w:ins>
-      <w:ins w:id="17" w:author="PR Preview" w:date="2026-01-01T00:00:00Z">
-        <w:r>
-          <w:t xml:space="preserve">The error of a consistent estimator shrinks toward zero as the sample grows.</w:t>
-        </w:r>
-      </w:ins>
-      <w:ins w:id="18" w:author="PR Preview" w:date="2026-01-01T00:00:00Z">
-        <w:r>
-          <w:t xml:space="preserve"> </w:t>
-        </w:r>
-      </w:ins>
-      <w:ins w:id="19" w:author="PR Preview" w:date="2026-01-01T00:00:00Z">
-        <w:r>
-          <w:t xml:space="preserve">A prediction’s expected squared error cannot fall below the</w:t>
-        </w:r>
-      </w:ins>
-      <w:ins w:id="20" w:author="PR Preview" w:date="2026-01-01T00:00:00Z">
-        <w:r>
-          <w:t xml:space="preserve"> </w:t>
-        </w:r>
-      </w:ins>
-      <w:hyperlink r:id="rId42">
-        <w:ins w:id="21" w:author="PR Preview" w:date="2026-01-01T00:00:00Z">
-          <w:r>
-            <w:rPr>
-              <w:rStyle w:val="Hyperlink"/>
-            </w:rPr>
-            <w:t xml:space="preserve">irreducible error</w:t>
-          </w:r>
-        </w:ins>
-      </w:hyperlink>
-      <w:ins w:id="22" w:author="PR Preview" w:date="2026-01-01T00:00:00Z">
-        <w:r>
-          <w:t xml:space="preserve">,</w:t>
-        </w:r>
-      </w:ins>
-      <w:ins w:id="23" w:author="PR Preview" w:date="2026-01-01T00:00:00Z">
-        <w:r>
-          <w:t xml:space="preserve"> </w:t>
-        </w:r>
-      </w:ins>
-      <w:ins w:id="24" w:author="PR Preview" w:date="2026-01-01T00:00:00Z">
-        <w:r>
-          <w:t xml:space="preserve">the variance of the outcome around its conditional mean.</w:t>
-        </w:r>
-      </w:ins>
+      <w:r>
+        <w:t xml:space="preserve">,</w:t>
+      </w:r>
+      <w:r>
+        <w:t xml:space="preserve"> </w:t>
+      </w:r>
+      <w:r>
+        <w:t xml:space="preserve">the variance of the outcome around its conditional mean.</w:t>
+      </w:r>
     </w:p>
     <w:p>
       <w:pPr>
